--- a/00-首页/题组Word/专项卷/二分册/专项卷X-学生版.docx
+++ b/00-首页/题组Word/专项卷/二分册/专项卷X-学生版.docx
@@ -1945,15 +1945,25 @@
         <w:rPr>
           <w:rFonts w:hint="eastAsia" w:ascii="Times New Roman" w:hAnsi="Times New Roman" w:eastAsia="Times New Roman" w:cs="Times New Roman"/>
         </w:rPr>
-        <w:t>（H</w:t>
-      </w:r>
-      <w:r>
-        <w:rPr>
-          <w:rFonts w:hint="eastAsia" w:ascii="Times New Roman" w:hAnsi="Times New Roman" w:eastAsia="Times New Roman" w:cs="Times New Roman"/>
-          <w:vertAlign w:val="superscript"/>
-        </w:rPr>
-        <w:t>+</w:t>
-      </w:r>
+        <w:t>（</w:t>
+      </w:r>
+      <m:oMath>
+        <m:sSup>
+          <m:e>
+            <m:r>
+              <m:t>H</m:t>
+            </m:r>
+          </m:e>
+          <m:sup>
+            <m:r>
+              <m:rPr>
+                <m:sty m:val="p"/>
+              </m:rPr>
+              <m:t>+</m:t>
+            </m:r>
+          </m:sup>
+        </m:sSup>
+      </m:oMath>
       <w:r>
         <w:rPr>
           <w:rFonts w:hint="eastAsia" w:ascii="Times New Roman" w:hAnsi="Times New Roman" w:eastAsia="Times New Roman" w:cs="Times New Roman"/>
@@ -2348,15 +2358,31 @@
         <w:rPr>
           <w:rFonts w:ascii="Times New Roman" w:hAnsi="Times New Roman" w:eastAsia="Times New Roman" w:cs="Times New Roman"/>
         </w:rPr>
-        <w:t xml:space="preserve"> KHSO</w:t>
-      </w:r>
-      <w:r>
-        <w:rPr>
-          <w:rFonts w:ascii="Times New Roman" w:hAnsi="Times New Roman" w:eastAsia="Times New Roman" w:cs="Times New Roman"/>
-          <w:vertAlign w:val="subscript"/>
-        </w:rPr>
-        <w:t>4</w:t>
-      </w:r>
+        <w:t xml:space="preserve"> </w:t>
+      </w:r>
+      <m:oMath>
+        <m:r>
+          <m:t>K</m:t>
+        </m:r>
+        <m:r>
+          <m:t>H</m:t>
+        </m:r>
+        <m:r>
+          <m:t>S</m:t>
+        </m:r>
+        <m:sSub>
+          <m:e>
+            <m:r>
+              <m:t>O</m:t>
+            </m:r>
+          </m:e>
+          <m:sub>
+            <m:r>
+              <m:t>4</m:t>
+            </m:r>
+          </m:sub>
+        </m:sSub>
+      </m:oMath>
     </w:p>
     <w:p>
       <w:pPr>
@@ -3901,15 +3927,25 @@
         <w:rPr>
           <w:rFonts w:ascii="Times New Roman" w:hAnsi="Times New Roman" w:eastAsia="Times New Roman" w:cs="Times New Roman"/>
         </w:rPr>
-        <w:t xml:space="preserve"> Cl</w:t>
-      </w:r>
-      <w:r>
-        <w:rPr>
-          <w:rFonts w:ascii="Times New Roman" w:hAnsi="Times New Roman" w:eastAsia="Times New Roman" w:cs="Times New Roman"/>
-          <w:vertAlign w:val="subscript"/>
-        </w:rPr>
-        <w:t>2</w:t>
-      </w:r>
+        <w:t xml:space="preserve"> </w:t>
+      </w:r>
+      <m:oMath>
+        <m:r>
+          <m:t>C</m:t>
+        </m:r>
+        <m:sSub>
+          <m:e>
+            <m:r>
+              <m:t>l</m:t>
+            </m:r>
+          </m:e>
+          <m:sub>
+            <m:r>
+              <m:t>2</m:t>
+            </m:r>
+          </m:sub>
+        </m:sSub>
+      </m:oMath>
       <w:r>
         <w:rPr>
           <w:rFonts w:ascii="Times New Roman" w:hAnsi="Times New Roman" w:eastAsia="Times New Roman" w:cs="Times New Roman"/>
@@ -3962,15 +3998,25 @@
         <w:rPr>
           <w:rFonts w:ascii="Times New Roman" w:hAnsi="Times New Roman" w:eastAsia="Times New Roman" w:cs="Times New Roman"/>
         </w:rPr>
-        <w:t xml:space="preserve"> Cl</w:t>
-      </w:r>
-      <w:r>
-        <w:rPr>
-          <w:rFonts w:ascii="Times New Roman" w:hAnsi="Times New Roman" w:eastAsia="Times New Roman" w:cs="Times New Roman"/>
-          <w:vertAlign w:val="subscript"/>
-        </w:rPr>
-        <w:t>2</w:t>
-      </w:r>
+        <w:t xml:space="preserve"> </w:t>
+      </w:r>
+      <m:oMath>
+        <m:r>
+          <m:t>C</m:t>
+        </m:r>
+        <m:sSub>
+          <m:e>
+            <m:r>
+              <m:t>l</m:t>
+            </m:r>
+          </m:e>
+          <m:sub>
+            <m:r>
+              <m:t>2</m:t>
+            </m:r>
+          </m:sub>
+        </m:sSub>
+      </m:oMath>
       <w:r>
         <w:rPr>
           <w:rFonts w:ascii="Times New Roman" w:hAnsi="Times New Roman" w:eastAsia="Times New Roman" w:cs="Times New Roman"/>
@@ -3987,15 +4033,31 @@
         <w:rPr>
           <w:rFonts w:ascii="Times New Roman" w:hAnsi="Times New Roman" w:eastAsia="Times New Roman" w:cs="Times New Roman"/>
         </w:rPr>
-        <w:t xml:space="preserve"> CaCO</w:t>
-      </w:r>
-      <w:r>
-        <w:rPr>
-          <w:rFonts w:ascii="Times New Roman" w:hAnsi="Times New Roman" w:eastAsia="Times New Roman" w:cs="Times New Roman"/>
-          <w:vertAlign w:val="subscript"/>
-        </w:rPr>
-        <w:t>3</w:t>
-      </w:r>
+        <w:t xml:space="preserve"> </w:t>
+      </w:r>
+      <m:oMath>
+        <m:r>
+          <m:t>C</m:t>
+        </m:r>
+        <m:r>
+          <m:t>a</m:t>
+        </m:r>
+        <m:r>
+          <m:t>C</m:t>
+        </m:r>
+        <m:sSub>
+          <m:e>
+            <m:r>
+              <m:t>O</m:t>
+            </m:r>
+          </m:e>
+          <m:sub>
+            <m:r>
+              <m:t>3</m:t>
+            </m:r>
+          </m:sub>
+        </m:sSub>
+      </m:oMath>
       <w:r>
         <w:rPr>
           <w:rFonts w:ascii="Times New Roman" w:hAnsi="Times New Roman" w:eastAsia="Times New Roman" w:cs="Times New Roman"/>
@@ -5688,15 +5750,25 @@
         <w:rPr>
           <w:rFonts w:ascii="Times New Roman" w:hAnsi="Times New Roman" w:eastAsia="Times New Roman" w:cs="Times New Roman"/>
         </w:rPr>
-        <w:t xml:space="preserve"> CO</w:t>
-      </w:r>
-      <w:r>
-        <w:rPr>
-          <w:rFonts w:ascii="Times New Roman" w:hAnsi="Times New Roman" w:eastAsia="Times New Roman" w:cs="Times New Roman"/>
-          <w:vertAlign w:val="subscript"/>
-        </w:rPr>
-        <w:t>2</w:t>
-      </w:r>
+        <w:t xml:space="preserve"> </w:t>
+      </w:r>
+      <m:oMath>
+        <m:r>
+          <m:t>C</m:t>
+        </m:r>
+        <m:sSub>
+          <m:e>
+            <m:r>
+              <m:t>O</m:t>
+            </m:r>
+          </m:e>
+          <m:sub>
+            <m:r>
+              <m:t>2</m:t>
+            </m:r>
+          </m:sub>
+        </m:sSub>
+      </m:oMath>
       <w:r>
         <w:rPr>
           <w:rFonts w:ascii="Times New Roman" w:hAnsi="Times New Roman" w:eastAsia="Times New Roman" w:cs="Times New Roman"/>
@@ -6198,15 +6270,25 @@
         <w:rPr>
           <w:rFonts w:hint="eastAsia" w:ascii="Times New Roman" w:hAnsi="Times New Roman" w:eastAsia="Times New Roman" w:cs="Times New Roman"/>
         </w:rPr>
-        <w:t>，H</w:t>
-      </w:r>
-      <w:r>
-        <w:rPr>
-          <w:rFonts w:hint="eastAsia" w:ascii="Times New Roman" w:hAnsi="Times New Roman" w:eastAsia="Times New Roman" w:cs="Times New Roman"/>
-          <w:vertAlign w:val="superscript"/>
-        </w:rPr>
-        <w:t>+</w:t>
-      </w:r>
+        <w:t>，</w:t>
+      </w:r>
+      <m:oMath>
+        <m:sSup>
+          <m:e>
+            <m:r>
+              <m:t>H</m:t>
+            </m:r>
+          </m:e>
+          <m:sup>
+            <m:r>
+              <m:rPr>
+                <m:sty m:val="p"/>
+              </m:rPr>
+              <m:t>+</m:t>
+            </m:r>
+          </m:sup>
+        </m:sSup>
+      </m:oMath>
       <w:r>
         <w:rPr>
           <w:rFonts w:ascii="Times New Roman" w:hAnsi="Times New Roman" w:eastAsia="Times New Roman" w:cs="Times New Roman"/>
@@ -6252,21 +6334,28 @@
         <w:rPr>
           <w:rFonts w:ascii="Times New Roman" w:hAnsi="Times New Roman" w:eastAsia="Times New Roman" w:cs="Times New Roman"/>
         </w:rPr>
-        <w:t xml:space="preserve"> 1 mol </w:t>
-      </w:r>
-      <w:r>
-        <w:rPr>
-          <w:rFonts w:hint="eastAsia" w:ascii="Times New Roman" w:hAnsi="Times New Roman" w:eastAsia="Times New Roman" w:cs="Times New Roman"/>
-        </w:rPr>
-        <w:t>O</w:t>
-      </w:r>
-      <w:r>
-        <w:rPr>
-          <w:rFonts w:hint="eastAsia" w:ascii="Times New Roman" w:hAnsi="Times New Roman" w:eastAsia="Times New Roman" w:cs="Times New Roman"/>
-          <w:vertAlign w:val="subscript"/>
-        </w:rPr>
-        <w:t>2</w:t>
-      </w:r>
+        <w:t xml:space="preserve"> 1 mol</w:t>
+      </w:r>
+      <w:r>
+        <w:rPr>
+          <w:rFonts w:ascii="Times New Roman" w:hAnsi="Times New Roman" w:eastAsia="Times New Roman" w:cs="Times New Roman"/>
+        </w:rPr>
+        <w:t xml:space="preserve"> </w:t>
+      </w:r>
+      <m:oMath>
+        <m:sSub>
+          <m:e>
+            <m:r>
+              <m:t>O</m:t>
+            </m:r>
+          </m:e>
+          <m:sub>
+            <m:r>
+              <m:t>2</m:t>
+            </m:r>
+          </m:sub>
+        </m:sSub>
+      </m:oMath>
       <w:r>
         <w:rPr>
           <w:rFonts w:hint="eastAsia" w:ascii="Times New Roman" w:hAnsi="Times New Roman" w:eastAsia="Times New Roman" w:cs="Times New Roman"/>
@@ -7237,15 +7326,28 @@
         <w:rPr>
           <w:rFonts w:hint="eastAsia" w:ascii="Times New Roman" w:hAnsi="Times New Roman" w:eastAsia="Times New Roman" w:cs="Times New Roman"/>
         </w:rPr>
-        <w:t>：LiO</w:t>
-      </w:r>
-      <w:r>
-        <w:rPr>
-          <w:rFonts w:hint="eastAsia" w:ascii="Times New Roman" w:hAnsi="Times New Roman" w:eastAsia="Times New Roman" w:cs="Times New Roman"/>
-          <w:vertAlign w:val="subscript"/>
-        </w:rPr>
-        <w:t>4</w:t>
-      </w:r>
+        <w:t>：</w:t>
+      </w:r>
+      <m:oMath>
+        <m:r>
+          <m:t>L</m:t>
+        </m:r>
+        <m:r>
+          <m:t>i</m:t>
+        </m:r>
+        <m:sSub>
+          <m:e>
+            <m:r>
+              <m:t>O</m:t>
+            </m:r>
+          </m:e>
+          <m:sub>
+            <m:r>
+              <m:t>4</m:t>
+            </m:r>
+          </m:sub>
+        </m:sSub>
+      </m:oMath>
       <w:r>
         <w:rPr>
           <w:rFonts w:ascii="Times New Roman" w:hAnsi="Times New Roman" w:eastAsia="Times New Roman" w:cs="Times New Roman"/>
@@ -7262,15 +7364,28 @@
         <w:rPr>
           <w:rFonts w:ascii="Times New Roman" w:hAnsi="Times New Roman" w:eastAsia="Times New Roman" w:cs="Times New Roman"/>
         </w:rPr>
-        <w:t xml:space="preserve"> MnO</w:t>
-      </w:r>
-      <w:r>
-        <w:rPr>
-          <w:rFonts w:ascii="Times New Roman" w:hAnsi="Times New Roman" w:eastAsia="Times New Roman" w:cs="Times New Roman"/>
-          <w:vertAlign w:val="subscript"/>
-        </w:rPr>
-        <w:t>6</w:t>
-      </w:r>
+        <w:t xml:space="preserve"> </w:t>
+      </w:r>
+      <m:oMath>
+        <m:r>
+          <m:t>M</m:t>
+        </m:r>
+        <m:r>
+          <m:t>n</m:t>
+        </m:r>
+        <m:sSub>
+          <m:e>
+            <m:r>
+              <m:t>O</m:t>
+            </m:r>
+          </m:e>
+          <m:sub>
+            <m:r>
+              <m:t>6</m:t>
+            </m:r>
+          </m:sub>
+        </m:sSub>
+      </m:oMath>
       <w:r>
         <w:rPr>
           <w:rFonts w:ascii="Times New Roman" w:hAnsi="Times New Roman" w:eastAsia="Times New Roman" w:cs="Times New Roman"/>
@@ -7305,15 +7420,28 @@
         <w:rPr>
           <w:rFonts w:hint="eastAsia" w:ascii="Times New Roman" w:hAnsi="Times New Roman" w:eastAsia="Times New Roman" w:cs="Times New Roman"/>
         </w:rPr>
-        <w:t>1:2，LiO</w:t>
-      </w:r>
-      <w:r>
-        <w:rPr>
-          <w:rFonts w:hint="eastAsia" w:ascii="Times New Roman" w:hAnsi="Times New Roman" w:eastAsia="Times New Roman" w:cs="Times New Roman"/>
-          <w:vertAlign w:val="subscript"/>
-        </w:rPr>
-        <w:t>4</w:t>
-      </w:r>
+        <w:t xml:space="preserve">1:2，</w:t>
+      </w:r>
+      <m:oMath>
+        <m:r>
+          <m:t>L</m:t>
+        </m:r>
+        <m:r>
+          <m:t>i</m:t>
+        </m:r>
+        <m:sSub>
+          <m:e>
+            <m:r>
+              <m:t>O</m:t>
+            </m:r>
+          </m:e>
+          <m:sub>
+            <m:r>
+              <m:t>4</m:t>
+            </m:r>
+          </m:sub>
+        </m:sSub>
+      </m:oMath>
       <w:r>
         <w:rPr>
           <w:rFonts w:ascii="Times New Roman" w:hAnsi="Times New Roman" w:eastAsia="Times New Roman" w:cs="Times New Roman"/>
@@ -7330,15 +7458,28 @@
         <w:rPr>
           <w:rFonts w:hint="eastAsia" w:ascii="Times New Roman" w:hAnsi="Times New Roman" w:eastAsia="Times New Roman" w:cs="Times New Roman"/>
         </w:rPr>
-        <w:t>，MnO</w:t>
-      </w:r>
-      <w:r>
-        <w:rPr>
-          <w:rFonts w:hint="eastAsia" w:ascii="Times New Roman" w:hAnsi="Times New Roman" w:eastAsia="Times New Roman" w:cs="Times New Roman"/>
-          <w:vertAlign w:val="subscript"/>
-        </w:rPr>
-        <w:t>6</w:t>
-      </w:r>
+        <w:t>，</w:t>
+      </w:r>
+      <m:oMath>
+        <m:r>
+          <m:t>M</m:t>
+        </m:r>
+        <m:r>
+          <m:t>n</m:t>
+        </m:r>
+        <m:sSub>
+          <m:e>
+            <m:r>
+              <m:t>O</m:t>
+            </m:r>
+          </m:e>
+          <m:sub>
+            <m:r>
+              <m:t>6</m:t>
+            </m:r>
+          </m:sub>
+        </m:sSub>
+      </m:oMath>
       <w:r>
         <w:rPr>
           <w:rFonts w:ascii="Times New Roman" w:hAnsi="Times New Roman" w:eastAsia="Times New Roman" w:cs="Times New Roman"/>
@@ -7355,15 +7496,28 @@
         <w:rPr>
           <w:rFonts w:ascii="Times New Roman" w:hAnsi="Times New Roman" w:eastAsia="Times New Roman" w:cs="Times New Roman"/>
         </w:rPr>
-        <w:t xml:space="preserve"> LiO</w:t>
-      </w:r>
-      <w:r>
-        <w:rPr>
-          <w:rFonts w:ascii="Times New Roman" w:hAnsi="Times New Roman" w:eastAsia="Times New Roman" w:cs="Times New Roman"/>
-          <w:vertAlign w:val="subscript"/>
-        </w:rPr>
-        <w:t>4</w:t>
-      </w:r>
+        <w:t xml:space="preserve"> </w:t>
+      </w:r>
+      <m:oMath>
+        <m:r>
+          <m:t>L</m:t>
+        </m:r>
+        <m:r>
+          <m:t>i</m:t>
+        </m:r>
+        <m:sSub>
+          <m:e>
+            <m:r>
+              <m:t>O</m:t>
+            </m:r>
+          </m:e>
+          <m:sub>
+            <m:r>
+              <m:t>4</m:t>
+            </m:r>
+          </m:sub>
+        </m:sSub>
+      </m:oMath>
       <w:r>
         <w:rPr>
           <w:rFonts w:ascii="Times New Roman" w:hAnsi="Times New Roman" w:eastAsia="Times New Roman" w:cs="Times New Roman"/>
@@ -10918,15 +11072,22 @@
         <w:rPr>
           <w:rFonts w:ascii="Times New Roman" w:hAnsi="Times New Roman" w:eastAsia="Times New Roman" w:cs="Times New Roman"/>
         </w:rPr>
-        <w:t xml:space="preserve"> O</w:t>
-      </w:r>
-      <w:r>
-        <w:rPr>
-          <w:rFonts w:ascii="Times New Roman" w:hAnsi="Times New Roman" w:eastAsia="Times New Roman" w:cs="Times New Roman"/>
-          <w:vertAlign w:val="subscript"/>
-        </w:rPr>
-        <w:t>2</w:t>
-      </w:r>
+        <w:t xml:space="preserve"> </w:t>
+      </w:r>
+      <m:oMath>
+        <m:sSub>
+          <m:e>
+            <m:r>
+              <m:t>O</m:t>
+            </m:r>
+          </m:e>
+          <m:sub>
+            <m:r>
+              <m:t>2</m:t>
+            </m:r>
+          </m:sub>
+        </m:sSub>
+      </m:oMath>
       <w:r>
         <w:rPr>
           <w:rFonts w:ascii="Times New Roman" w:hAnsi="Times New Roman" w:eastAsia="Times New Roman" w:cs="Times New Roman"/>
@@ -16183,15 +16344,25 @@
         <w:rPr>
           <w:rFonts w:ascii="Times New Roman" w:hAnsi="Times New Roman" w:eastAsia="Times New Roman" w:cs="Times New Roman"/>
         </w:rPr>
-        <w:t xml:space="preserve"> SO</w:t>
-      </w:r>
-      <w:r>
-        <w:rPr>
-          <w:rFonts w:ascii="Times New Roman" w:hAnsi="Times New Roman" w:eastAsia="Times New Roman" w:cs="Times New Roman"/>
-          <w:vertAlign w:val="subscript"/>
-        </w:rPr>
-        <w:t>2</w:t>
-      </w:r>
+        <w:t xml:space="preserve"> </w:t>
+      </w:r>
+      <m:oMath>
+        <m:r>
+          <m:t>S</m:t>
+        </m:r>
+        <m:sSub>
+          <m:e>
+            <m:r>
+              <m:t>O</m:t>
+            </m:r>
+          </m:e>
+          <m:sub>
+            <m:r>
+              <m:t>2</m:t>
+            </m:r>
+          </m:sub>
+        </m:sSub>
+      </m:oMath>
       <w:r>
         <w:rPr>
           <w:rFonts w:ascii="Times New Roman" w:hAnsi="Times New Roman" w:eastAsia="Times New Roman" w:cs="Times New Roman"/>
@@ -16232,15 +16403,31 @@
         <w:rPr>
           <w:rFonts w:ascii="Times New Roman" w:hAnsi="Times New Roman" w:eastAsia="Times New Roman" w:cs="Times New Roman"/>
         </w:rPr>
-        <w:t xml:space="preserve"> KMnO</w:t>
-      </w:r>
-      <w:r>
-        <w:rPr>
-          <w:rFonts w:ascii="Times New Roman" w:hAnsi="Times New Roman" w:eastAsia="Times New Roman" w:cs="Times New Roman"/>
-          <w:vertAlign w:val="subscript"/>
-        </w:rPr>
-        <w:t>4</w:t>
-      </w:r>
+        <w:t xml:space="preserve"> </w:t>
+      </w:r>
+      <m:oMath>
+        <m:r>
+          <m:t>K</m:t>
+        </m:r>
+        <m:r>
+          <m:t>M</m:t>
+        </m:r>
+        <m:r>
+          <m:t>n</m:t>
+        </m:r>
+        <m:sSub>
+          <m:e>
+            <m:r>
+              <m:t>O</m:t>
+            </m:r>
+          </m:e>
+          <m:sub>
+            <m:r>
+              <m:t>4</m:t>
+            </m:r>
+          </m:sub>
+        </m:sSub>
+      </m:oMath>
       <w:r>
         <w:rPr>
           <w:rFonts w:ascii="Times New Roman" w:hAnsi="Times New Roman" w:eastAsia="Times New Roman" w:cs="Times New Roman"/>
@@ -16281,15 +16468,31 @@
         <w:rPr>
           <w:rFonts w:ascii="Times New Roman" w:hAnsi="Times New Roman" w:eastAsia="Times New Roman" w:cs="Times New Roman"/>
         </w:rPr>
-        <w:t xml:space="preserve"> AgNO</w:t>
-      </w:r>
-      <w:r>
-        <w:rPr>
-          <w:rFonts w:ascii="Times New Roman" w:hAnsi="Times New Roman" w:eastAsia="Times New Roman" w:cs="Times New Roman"/>
-          <w:vertAlign w:val="subscript"/>
-        </w:rPr>
-        <w:t>3</w:t>
-      </w:r>
+        <w:t xml:space="preserve"> </w:t>
+      </w:r>
+      <m:oMath>
+        <m:r>
+          <m:t>A</m:t>
+        </m:r>
+        <m:r>
+          <m:t>g</m:t>
+        </m:r>
+        <m:r>
+          <m:t>N</m:t>
+        </m:r>
+        <m:sSub>
+          <m:e>
+            <m:r>
+              <m:t>O</m:t>
+            </m:r>
+          </m:e>
+          <m:sub>
+            <m:r>
+              <m:t>3</m:t>
+            </m:r>
+          </m:sub>
+        </m:sSub>
+      </m:oMath>
       <w:r>
         <w:rPr>
           <w:rFonts w:ascii="Times New Roman" w:hAnsi="Times New Roman" w:eastAsia="Times New Roman" w:cs="Times New Roman"/>
@@ -19845,7 +20048,7 @@
     <ns0:name ns0:val="Verbatim Char"/>
     <ns0:basedOn ns0:val="BodyTextChar"/>
     <ns0:rPr>
-      <ns0:rFonts ns0:ascii="Times New Roman" ns0:cs="Times New Roman" ns0:eastAsia="FangSong" ns0:hAnsi="Times New Roman"/>
+      <ns0:rFonts ns0:ascii="SimSun" ns0:cs="SimSun" ns0:eastAsia="SimSun" ns0:hAnsi="SimSun"/>
       <ns0:b ns0:val="0"/>
       <ns0:sz ns0:val="20"/>
     </ns0:rPr>
@@ -19899,7 +20102,7 @@
       <w:wordWrap w:val="off"/>
     </w:pPr>
     <ns0:rPr>
-      <w:rFonts ns0:ascii="Times New Roman" ns0:hAnsi="Times New Roman" ns0:eastAsia="FangSong" ns0:cs="Times New Roman"/>
+      <w:rFonts ns0:ascii="SimSun" ns0:hAnsi="SimSun" ns0:eastAsia="SimSun" ns0:cs="SimSun"/>
     </ns0:rPr>
   </w:style>
   <w:style w:type="character" w:customStyle="1" w:styleId="KeywordTok">

--- a/00-首页/题组Word/专项卷/二分册/专项卷X-学生版.docx
+++ b/00-首页/题组Word/专项卷/二分册/专项卷X-学生版.docx
@@ -249,6 +249,31 @@
         <w:t>____。</w:t>
       </w:r>
     </w:p>
+    <w:p>
+      <w:pPr>
+        <w:spacing w:before="0" w:after="0"/>
+      </w:pPr>
+    </w:p>
+    <w:p>
+      <w:pPr>
+        <w:spacing w:before="0" w:after="0"/>
+      </w:pPr>
+    </w:p>
+    <w:p>
+      <w:pPr>
+        <w:spacing w:before="0" w:after="0"/>
+      </w:pPr>
+    </w:p>
+    <w:p>
+      <w:pPr>
+        <w:spacing w:before="0" w:after="0"/>
+      </w:pPr>
+    </w:p>
+    <w:p>
+      <w:pPr>
+        <w:spacing w:before="0" w:after="0"/>
+      </w:pPr>
+    </w:p>
     <w:bookmarkEnd w:id="10"/>
     <w:bookmarkStart w:id="11" w:name="第-2-题"/>
     <w:p>
@@ -386,6 +411,21 @@
         </w:rPr>
         <w:t>？</w:t>
       </w:r>
+    </w:p>
+    <w:p>
+      <w:pPr>
+        <w:spacing w:before="0" w:after="0"/>
+      </w:pPr>
+    </w:p>
+    <w:p>
+      <w:pPr>
+        <w:spacing w:before="0" w:after="0"/>
+      </w:pPr>
+    </w:p>
+    <w:p>
+      <w:pPr>
+        <w:spacing w:before="0" w:after="0"/>
+      </w:pPr>
     </w:p>
     <w:bookmarkEnd w:id="11"/>
     <w:bookmarkStart w:id="12" w:name="第-3-题"/>
@@ -1816,6 +1856,46 @@
         <w:t>）？</w:t>
       </w:r>
     </w:p>
+    <w:p>
+      <w:pPr>
+        <w:spacing w:before="0" w:after="0"/>
+      </w:pPr>
+    </w:p>
+    <w:p>
+      <w:pPr>
+        <w:spacing w:before="0" w:after="0"/>
+      </w:pPr>
+    </w:p>
+    <w:p>
+      <w:pPr>
+        <w:spacing w:before="0" w:after="0"/>
+      </w:pPr>
+    </w:p>
+    <w:p>
+      <w:pPr>
+        <w:spacing w:before="0" w:after="0"/>
+      </w:pPr>
+    </w:p>
+    <w:p>
+      <w:pPr>
+        <w:spacing w:before="0" w:after="0"/>
+      </w:pPr>
+    </w:p>
+    <w:p>
+      <w:pPr>
+        <w:spacing w:before="0" w:after="0"/>
+      </w:pPr>
+    </w:p>
+    <w:p>
+      <w:pPr>
+        <w:spacing w:before="0" w:after="0"/>
+      </w:pPr>
+    </w:p>
+    <w:p>
+      <w:pPr>
+        <w:spacing w:before="0" w:after="0"/>
+      </w:pPr>
+    </w:p>
     <w:bookmarkEnd w:id="12"/>
     <w:bookmarkStart w:id="13" w:name="第-4-题"/>
     <w:p>
@@ -2456,6 +2536,31 @@
         <w:t>）。</w:t>
       </w:r>
     </w:p>
+    <w:p>
+      <w:pPr>
+        <w:spacing w:before="0" w:after="0"/>
+      </w:pPr>
+    </w:p>
+    <w:p>
+      <w:pPr>
+        <w:spacing w:before="0" w:after="0"/>
+      </w:pPr>
+    </w:p>
+    <w:p>
+      <w:pPr>
+        <w:spacing w:before="0" w:after="0"/>
+      </w:pPr>
+    </w:p>
+    <w:p>
+      <w:pPr>
+        <w:spacing w:before="0" w:after="0"/>
+      </w:pPr>
+    </w:p>
+    <w:p>
+      <w:pPr>
+        <w:spacing w:before="0" w:after="0"/>
+      </w:pPr>
+    </w:p>
     <w:bookmarkEnd w:id="13"/>
     <w:bookmarkStart w:id="14" w:name="第-5-题"/>
     <w:p>
@@ -3674,6 +3779,46 @@
         <w:t>。</w:t>
       </w:r>
     </w:p>
+    <w:p>
+      <w:pPr>
+        <w:spacing w:before="0" w:after="0"/>
+      </w:pPr>
+    </w:p>
+    <w:p>
+      <w:pPr>
+        <w:spacing w:before="0" w:after="0"/>
+      </w:pPr>
+    </w:p>
+    <w:p>
+      <w:pPr>
+        <w:spacing w:before="0" w:after="0"/>
+      </w:pPr>
+    </w:p>
+    <w:p>
+      <w:pPr>
+        <w:spacing w:before="0" w:after="0"/>
+      </w:pPr>
+    </w:p>
+    <w:p>
+      <w:pPr>
+        <w:spacing w:before="0" w:after="0"/>
+      </w:pPr>
+    </w:p>
+    <w:p>
+      <w:pPr>
+        <w:spacing w:before="0" w:after="0"/>
+      </w:pPr>
+    </w:p>
+    <w:p>
+      <w:pPr>
+        <w:spacing w:before="0" w:after="0"/>
+      </w:pPr>
+    </w:p>
+    <w:p>
+      <w:pPr>
+        <w:spacing w:before="0" w:after="0"/>
+      </w:pPr>
+    </w:p>
     <w:bookmarkEnd w:id="14"/>
     <w:bookmarkStart w:id="15" w:name="第-6-题"/>
     <w:p>
@@ -4089,6 +4234,31 @@
         <w:t>。</w:t>
       </w:r>
     </w:p>
+    <w:p>
+      <w:pPr>
+        <w:spacing w:before="0" w:after="0"/>
+      </w:pPr>
+    </w:p>
+    <w:p>
+      <w:pPr>
+        <w:spacing w:before="0" w:after="0"/>
+      </w:pPr>
+    </w:p>
+    <w:p>
+      <w:pPr>
+        <w:spacing w:before="0" w:after="0"/>
+      </w:pPr>
+    </w:p>
+    <w:p>
+      <w:pPr>
+        <w:spacing w:before="0" w:after="0"/>
+      </w:pPr>
+    </w:p>
+    <w:p>
+      <w:pPr>
+        <w:spacing w:before="0" w:after="0"/>
+      </w:pPr>
+    </w:p>
     <w:bookmarkEnd w:id="15"/>
     <w:bookmarkStart w:id="16" w:name="第-7-题"/>
     <w:p>
@@ -5362,6 +5532,16 @@
           <m:t>)</m:t>
         </m:r>
       </m:oMath>
+    </w:p>
+    <w:p>
+      <w:pPr>
+        <w:spacing w:before="0" w:after="0"/>
+      </w:pPr>
+    </w:p>
+    <w:p>
+      <w:pPr>
+        <w:spacing w:before="0" w:after="0"/>
+      </w:pPr>
     </w:p>
     <w:bookmarkEnd w:id="16"/>
     <w:bookmarkStart w:id="17" w:name="第-8-题"/>
@@ -5882,6 +6062,31 @@
         <w:t>。</w:t>
       </w:r>
     </w:p>
+    <w:p>
+      <w:pPr>
+        <w:spacing w:before="0" w:after="0"/>
+      </w:pPr>
+    </w:p>
+    <w:p>
+      <w:pPr>
+        <w:spacing w:before="0" w:after="0"/>
+      </w:pPr>
+    </w:p>
+    <w:p>
+      <w:pPr>
+        <w:spacing w:before="0" w:after="0"/>
+      </w:pPr>
+    </w:p>
+    <w:p>
+      <w:pPr>
+        <w:spacing w:before="0" w:after="0"/>
+      </w:pPr>
+    </w:p>
+    <w:p>
+      <w:pPr>
+        <w:spacing w:before="0" w:after="0"/>
+      </w:pPr>
+    </w:p>
     <w:bookmarkEnd w:id="17"/>
     <w:bookmarkStart w:id="21" w:name="第-9-题"/>
     <w:p>
@@ -6442,7 +6647,7 @@
         </w:rPr>
         <w:drawing>
           <wp:inline>
-            <wp:extent cx="3240000" cy="2635685"/>
+            <wp:extent cx="3218157" cy="2635685"/>
             <wp:effectExtent b="0" l="0" r="0" t="0"/>
             <wp:docPr descr="" title="" id="19" name="Picture"/>
             <a:graphic>
@@ -6463,7 +6668,7 @@
                   <pic:spPr bwMode="auto">
                     <a:xfrm>
                       <a:off x="0" y="0"/>
-                      <a:ext cx="3240000" cy="2635685"/>
+                      <a:ext cx="3218157" cy="2635685"/>
                     </a:xfrm>
                     <a:prstGeom prst="rect">
                       <a:avLst/>
@@ -6505,6 +6710,16 @@
         <w:t>）</w:t>
       </w:r>
     </w:p>
+    <w:p>
+      <w:pPr>
+        <w:spacing w:before="0" w:after="0"/>
+      </w:pPr>
+    </w:p>
+    <w:p>
+      <w:pPr>
+        <w:spacing w:before="0" w:after="0"/>
+      </w:pPr>
+    </w:p>
     <w:bookmarkEnd w:id="21"/>
     <w:bookmarkStart w:id="22" w:name="第-10-题"/>
     <w:p>
@@ -6953,6 +7168,31 @@
         <w:t>。</w:t>
       </w:r>
     </w:p>
+    <w:p>
+      <w:pPr>
+        <w:spacing w:before="0" w:after="0"/>
+      </w:pPr>
+    </w:p>
+    <w:p>
+      <w:pPr>
+        <w:spacing w:before="0" w:after="0"/>
+      </w:pPr>
+    </w:p>
+    <w:p>
+      <w:pPr>
+        <w:spacing w:before="0" w:after="0"/>
+      </w:pPr>
+    </w:p>
+    <w:p>
+      <w:pPr>
+        <w:spacing w:before="0" w:after="0"/>
+      </w:pPr>
+    </w:p>
+    <w:p>
+      <w:pPr>
+        <w:spacing w:before="0" w:after="0"/>
+      </w:pPr>
+    </w:p>
     <w:bookmarkEnd w:id="22"/>
     <w:bookmarkStart w:id="29" w:name="第-11-题"/>
     <w:p>
@@ -7181,7 +7421,7 @@
         </w:rPr>
         <w:drawing>
           <wp:inline>
-            <wp:extent cx="2520000" cy="3878297"/>
+            <wp:extent cx="2498949" cy="3878297"/>
             <wp:effectExtent b="0" l="0" r="0" t="0"/>
             <wp:docPr descr="" title="" id="24" name="Picture"/>
             <a:graphic>
@@ -7202,7 +7442,7 @@
                   <pic:spPr bwMode="auto">
                     <a:xfrm>
                       <a:off x="0" y="0"/>
-                      <a:ext cx="2520000" cy="3878297"/>
+                      <a:ext cx="2498949" cy="3878297"/>
                     </a:xfrm>
                     <a:prstGeom prst="rect">
                       <a:avLst/>
@@ -7617,7 +7857,7 @@
         </w:rPr>
         <w:drawing>
           <wp:inline>
-            <wp:extent cx="3240000" cy="2634337"/>
+            <wp:extent cx="3240000" cy="2581416"/>
             <wp:effectExtent b="0" l="0" r="0" t="0"/>
             <wp:docPr descr="" title="" id="27" name="Picture"/>
             <a:graphic>
@@ -7638,7 +7878,7 @@
                   <pic:spPr bwMode="auto">
                     <a:xfrm>
                       <a:off x="0" y="0"/>
-                      <a:ext cx="3240000" cy="2634337"/>
+                      <a:ext cx="3240000" cy="2581416"/>
                     </a:xfrm>
                     <a:prstGeom prst="rect">
                       <a:avLst/>
@@ -7667,6 +7907,46 @@
         </w:rPr>
         <w:t xml:space="preserve">锂锰复合氧化物正极材料的理想晶体的结构示意图</w:t>
       </w:r>
+    </w:p>
+    <w:p>
+      <w:pPr>
+        <w:spacing w:before="0" w:after="0"/>
+      </w:pPr>
+    </w:p>
+    <w:p>
+      <w:pPr>
+        <w:spacing w:before="0" w:after="0"/>
+      </w:pPr>
+    </w:p>
+    <w:p>
+      <w:pPr>
+        <w:spacing w:before="0" w:after="0"/>
+      </w:pPr>
+    </w:p>
+    <w:p>
+      <w:pPr>
+        <w:spacing w:before="0" w:after="0"/>
+      </w:pPr>
+    </w:p>
+    <w:p>
+      <w:pPr>
+        <w:spacing w:before="0" w:after="0"/>
+      </w:pPr>
+    </w:p>
+    <w:p>
+      <w:pPr>
+        <w:spacing w:before="0" w:after="0"/>
+      </w:pPr>
+    </w:p>
+    <w:p>
+      <w:pPr>
+        <w:spacing w:before="0" w:after="0"/>
+      </w:pPr>
+    </w:p>
+    <w:p>
+      <w:pPr>
+        <w:spacing w:before="0" w:after="0"/>
+      </w:pPr>
     </w:p>
     <w:bookmarkEnd w:id="29"/>
     <w:bookmarkStart w:id="30" w:name="第-12-题"/>
@@ -8407,6 +8687,46 @@
         <w:t>）</w:t>
       </w:r>
     </w:p>
+    <w:p>
+      <w:pPr>
+        <w:spacing w:before="0" w:after="0"/>
+      </w:pPr>
+    </w:p>
+    <w:p>
+      <w:pPr>
+        <w:spacing w:before="0" w:after="0"/>
+      </w:pPr>
+    </w:p>
+    <w:p>
+      <w:pPr>
+        <w:spacing w:before="0" w:after="0"/>
+      </w:pPr>
+    </w:p>
+    <w:p>
+      <w:pPr>
+        <w:spacing w:before="0" w:after="0"/>
+      </w:pPr>
+    </w:p>
+    <w:p>
+      <w:pPr>
+        <w:spacing w:before="0" w:after="0"/>
+      </w:pPr>
+    </w:p>
+    <w:p>
+      <w:pPr>
+        <w:spacing w:before="0" w:after="0"/>
+      </w:pPr>
+    </w:p>
+    <w:p>
+      <w:pPr>
+        <w:spacing w:before="0" w:after="0"/>
+      </w:pPr>
+    </w:p>
+    <w:p>
+      <w:pPr>
+        <w:spacing w:before="0" w:after="0"/>
+      </w:pPr>
+    </w:p>
     <w:bookmarkEnd w:id="31"/>
     <w:bookmarkStart w:id="35" w:name="第-13-题"/>
     <w:p>
@@ -8912,6 +9232,16 @@
         <w:t xml:space="preserve"> PHB</w:t>
       </w:r>
     </w:p>
+    <w:p>
+      <w:pPr>
+        <w:spacing w:before="0" w:after="0"/>
+      </w:pPr>
+    </w:p>
+    <w:p>
+      <w:pPr>
+        <w:spacing w:before="0" w:after="0"/>
+      </w:pPr>
+    </w:p>
     <w:bookmarkEnd w:id="35"/>
     <w:bookmarkStart w:id="36" w:name="第-14-题"/>
     <w:p>
@@ -9006,6 +9336,8 @@
     <w:p>
       <w:pPr>
         <w:pStyle w:val="FirstParagraph"/>
+        <w:ind w:left="480" w:hanging="480"/>
+        <w:spacing w:after="0"/>
       </w:pPr>
       <w:r>
         <w:rPr>
@@ -9266,6 +9598,13 @@
         </w:rPr>
         <w:t xml:space="preserve"> </w:t>
       </w:r>
+    </w:p>
+    <w:p>
+      <w:pPr>
+        <w:pStyle w:val="FirstParagraph"/>
+        <w:ind w:left="480" w:hanging="480"/>
+        <w:spacing w:before="0" w:after="0"/>
+      </w:pPr>
       <w:r>
         <w:rPr>
           <w:rFonts w:ascii="Times New Roman" w:hAnsi="Times New Roman" w:eastAsia="Times New Roman" w:cs="Times New Roman"/>
@@ -9367,7 +9706,20 @@
         <w:rPr>
           <w:rFonts w:ascii="Times New Roman" w:hAnsi="Times New Roman" w:eastAsia="Times New Roman" w:cs="Times New Roman"/>
         </w:rPr>
-        <w:t xml:space="preserve">　B.</w:t>
+        <w:t xml:space="preserve">　</w:t>
+      </w:r>
+    </w:p>
+    <w:p>
+      <w:pPr>
+        <w:pStyle w:val="FirstParagraph"/>
+        <w:ind w:left="480" w:hanging="480"/>
+        <w:spacing w:before="0" w:after="0"/>
+      </w:pPr>
+      <w:r>
+        <w:rPr>
+          <w:rFonts w:ascii="Times New Roman" w:hAnsi="Times New Roman" w:eastAsia="Times New Roman" w:cs="Times New Roman"/>
+        </w:rPr>
+        <w:t xml:space="preserve">B.</w:t>
       </w:r>
       <w:r>
         <w:rPr>
@@ -9469,6 +9821,13 @@
         </w:rPr>
         <w:t xml:space="preserve"> </w:t>
       </w:r>
+    </w:p>
+    <w:p>
+      <w:pPr>
+        <w:pStyle w:val="FirstParagraph"/>
+        <w:ind w:left="480" w:hanging="480"/>
+        <w:spacing w:before="0" w:after="0"/>
+      </w:pPr>
       <w:r>
         <w:rPr>
           <w:rFonts w:ascii="Times New Roman" w:hAnsi="Times New Roman" w:eastAsia="Times New Roman" w:cs="Times New Roman"/>
@@ -9582,7 +9941,20 @@
         <w:rPr>
           <w:rFonts w:ascii="Times New Roman" w:hAnsi="Times New Roman" w:eastAsia="Times New Roman" w:cs="Times New Roman"/>
         </w:rPr>
-        <w:t xml:space="preserve">　D.</w:t>
+        <w:t xml:space="preserve">　</w:t>
+      </w:r>
+    </w:p>
+    <w:p>
+      <w:pPr>
+        <w:pStyle w:val="FirstParagraph"/>
+        <w:ind w:left="480" w:hanging="480"/>
+        <w:spacing w:before="0" w:after="180"/>
+      </w:pPr>
+      <w:r>
+        <w:rPr>
+          <w:rFonts w:ascii="Times New Roman" w:hAnsi="Times New Roman" w:eastAsia="Times New Roman" w:cs="Times New Roman"/>
+        </w:rPr>
+        <w:t xml:space="preserve">D.</w:t>
       </w:r>
       <w:r>
         <w:rPr>
@@ -9700,6 +10072,16 @@
         </m:r>
       </m:oMath>
     </w:p>
+    <w:p>
+      <w:pPr>
+        <w:spacing w:before="0" w:after="0"/>
+      </w:pPr>
+    </w:p>
+    <w:p>
+      <w:pPr>
+        <w:spacing w:before="0" w:after="0"/>
+      </w:pPr>
+    </w:p>
     <w:bookmarkEnd w:id="36"/>
     <w:bookmarkStart w:id="37" w:name="第-15-题"/>
     <w:p>
@@ -9796,6 +10178,21 @@
         <w:t>。</w:t>
       </w:r>
     </w:p>
+    <w:p>
+      <w:pPr>
+        <w:spacing w:before="0" w:after="0"/>
+      </w:pPr>
+    </w:p>
+    <w:p>
+      <w:pPr>
+        <w:spacing w:before="0" w:after="0"/>
+      </w:pPr>
+    </w:p>
+    <w:p>
+      <w:pPr>
+        <w:spacing w:before="0" w:after="0"/>
+      </w:pPr>
+    </w:p>
     <w:bookmarkEnd w:id="37"/>
     <w:bookmarkStart w:id="38" w:name="第-16-题"/>
     <w:p>
@@ -9890,6 +10287,8 @@
     <w:p>
       <w:pPr>
         <w:pStyle w:val="FirstParagraph"/>
+        <w:ind w:left="480" w:hanging="480"/>
+        <w:spacing w:after="0"/>
       </w:pPr>
       <w:r>
         <w:rPr>
@@ -10089,6 +10488,13 @@
         </w:rPr>
         <w:t xml:space="preserve"> </w:t>
       </w:r>
+    </w:p>
+    <w:p>
+      <w:pPr>
+        <w:pStyle w:val="FirstParagraph"/>
+        <w:ind w:left="480" w:hanging="480"/>
+        <w:spacing w:before="0" w:after="0"/>
+      </w:pPr>
       <w:r>
         <w:rPr>
           <w:rFonts w:ascii="Times New Roman" w:hAnsi="Times New Roman" w:eastAsia="Times New Roman" w:cs="Times New Roman"/>
@@ -10187,7 +10593,20 @@
         <w:rPr>
           <w:rFonts w:ascii="Times New Roman" w:hAnsi="Times New Roman" w:eastAsia="Times New Roman" w:cs="Times New Roman"/>
         </w:rPr>
-        <w:t xml:space="preserve">　B. </w:t>
+        <w:t xml:space="preserve">　</w:t>
+      </w:r>
+    </w:p>
+    <w:p>
+      <w:pPr>
+        <w:pStyle w:val="FirstParagraph"/>
+        <w:ind w:left="480" w:hanging="480"/>
+        <w:spacing w:before="0" w:after="0"/>
+      </w:pPr>
+      <w:r>
+        <w:rPr>
+          <w:rFonts w:ascii="Times New Roman" w:hAnsi="Times New Roman" w:eastAsia="Times New Roman" w:cs="Times New Roman"/>
+        </w:rPr>
+        <w:t xml:space="preserve">B. </w:t>
       </w:r>
       <w:r>
         <w:rPr>
@@ -10281,7 +10700,20 @@
         <w:rPr>
           <w:rFonts w:ascii="Times New Roman" w:hAnsi="Times New Roman" w:eastAsia="Times New Roman" w:cs="Times New Roman"/>
         </w:rPr>
-        <w:t xml:space="preserve">　C. </w:t>
+        <w:t xml:space="preserve">　</w:t>
+      </w:r>
+    </w:p>
+    <w:p>
+      <w:pPr>
+        <w:pStyle w:val="FirstParagraph"/>
+        <w:ind w:left="480" w:hanging="480"/>
+        <w:spacing w:before="0" w:after="0"/>
+      </w:pPr>
+      <w:r>
+        <w:rPr>
+          <w:rFonts w:ascii="Times New Roman" w:hAnsi="Times New Roman" w:eastAsia="Times New Roman" w:cs="Times New Roman"/>
+        </w:rPr>
+        <w:t xml:space="preserve">C. </w:t>
       </w:r>
       <w:r>
         <w:rPr>
@@ -10375,7 +10807,20 @@
         <w:rPr>
           <w:rFonts w:ascii="Times New Roman" w:hAnsi="Times New Roman" w:eastAsia="Times New Roman" w:cs="Times New Roman"/>
         </w:rPr>
-        <w:t xml:space="preserve">　D. </w:t>
+        <w:t xml:space="preserve">　</w:t>
+      </w:r>
+    </w:p>
+    <w:p>
+      <w:pPr>
+        <w:pStyle w:val="FirstParagraph"/>
+        <w:ind w:left="480" w:hanging="480"/>
+        <w:spacing w:before="0" w:after="180"/>
+      </w:pPr>
+      <w:r>
+        <w:rPr>
+          <w:rFonts w:ascii="Times New Roman" w:hAnsi="Times New Roman" w:eastAsia="Times New Roman" w:cs="Times New Roman"/>
+        </w:rPr>
+        <w:t xml:space="preserve">D. </w:t>
       </w:r>
       <w:r>
         <w:rPr>
@@ -10483,6 +10928,16 @@
           <m:t>H</m:t>
         </m:r>
       </m:oMath>
+    </w:p>
+    <w:p>
+      <w:pPr>
+        <w:spacing w:before="0" w:after="0"/>
+      </w:pPr>
+    </w:p>
+    <w:p>
+      <w:pPr>
+        <w:spacing w:before="0" w:after="0"/>
+      </w:pPr>
     </w:p>
     <w:bookmarkEnd w:id="38"/>
     <w:bookmarkStart w:id="42" w:name="第-17-题"/>
@@ -11409,6 +11864,46 @@
         <w:t>____。</w:t>
       </w:r>
     </w:p>
+    <w:p>
+      <w:pPr>
+        <w:spacing w:before="0" w:after="0"/>
+      </w:pPr>
+    </w:p>
+    <w:p>
+      <w:pPr>
+        <w:spacing w:before="0" w:after="0"/>
+      </w:pPr>
+    </w:p>
+    <w:p>
+      <w:pPr>
+        <w:spacing w:before="0" w:after="0"/>
+      </w:pPr>
+    </w:p>
+    <w:p>
+      <w:pPr>
+        <w:spacing w:before="0" w:after="0"/>
+      </w:pPr>
+    </w:p>
+    <w:p>
+      <w:pPr>
+        <w:spacing w:before="0" w:after="0"/>
+      </w:pPr>
+    </w:p>
+    <w:p>
+      <w:pPr>
+        <w:spacing w:before="0" w:after="0"/>
+      </w:pPr>
+    </w:p>
+    <w:p>
+      <w:pPr>
+        <w:spacing w:before="0" w:after="0"/>
+      </w:pPr>
+    </w:p>
+    <w:p>
+      <w:pPr>
+        <w:spacing w:before="0" w:after="0"/>
+      </w:pPr>
+    </w:p>
     <w:bookmarkEnd w:id="42"/>
     <w:bookmarkStart w:id="70" w:name="第-18-题"/>
     <w:p>
@@ -11535,7 +12030,7 @@
         </w:rPr>
         <w:drawing>
           <wp:inline>
-            <wp:extent cx="2895600" cy="2095500"/>
+            <wp:extent cx="2895600" cy="2083260"/>
             <wp:effectExtent b="0" l="0" r="0" t="0"/>
             <wp:docPr descr="" title="" id="44" name="Picture"/>
             <a:graphic>
@@ -11556,7 +12051,7 @@
                   <pic:spPr bwMode="auto">
                     <a:xfrm>
                       <a:off x="0" y="0"/>
-                      <a:ext cx="2895600" cy="2095500"/>
+                      <a:ext cx="2895600" cy="2083260"/>
                     </a:xfrm>
                     <a:prstGeom prst="rect">
                       <a:avLst/>
@@ -11587,7 +12082,7 @@
         </w:rPr>
         <w:drawing>
           <wp:inline>
-            <wp:extent cx="3600000" cy="2495705"/>
+            <wp:extent cx="3552445" cy="2495705"/>
             <wp:effectExtent b="0" l="0" r="0" t="0"/>
             <wp:docPr descr="" title="" id="47" name="Picture"/>
             <a:graphic>
@@ -11608,7 +12103,7 @@
                   <pic:spPr bwMode="auto">
                     <a:xfrm>
                       <a:off x="0" y="0"/>
-                      <a:ext cx="3600000" cy="2495705"/>
+                      <a:ext cx="3552445" cy="2495705"/>
                     </a:xfrm>
                     <a:prstGeom prst="rect">
                       <a:avLst/>
@@ -11639,7 +12134,7 @@
         </w:rPr>
         <w:drawing>
           <wp:inline>
-            <wp:extent cx="2336800" cy="2870200"/>
+            <wp:extent cx="2304060" cy="2870200"/>
             <wp:effectExtent b="0" l="0" r="0" t="0"/>
             <wp:docPr descr="" title="" id="50" name="Picture"/>
             <a:graphic>
@@ -11660,7 +12155,7 @@
                   <pic:spPr bwMode="auto">
                     <a:xfrm>
                       <a:off x="0" y="0"/>
-                      <a:ext cx="2336800" cy="2870200"/>
+                      <a:ext cx="2304060" cy="2870200"/>
                     </a:xfrm>
                     <a:prstGeom prst="rect">
                       <a:avLst/>
@@ -11691,7 +12186,7 @@
         </w:rPr>
         <w:drawing>
           <wp:inline>
-            <wp:extent cx="3600000" cy="1449664"/>
+            <wp:extent cx="3600000" cy="1331507"/>
             <wp:effectExtent b="0" l="0" r="0" t="0"/>
             <wp:docPr descr="" title="" id="53" name="Picture"/>
             <a:graphic>
@@ -11712,7 +12207,7 @@
                   <pic:spPr bwMode="auto">
                     <a:xfrm>
                       <a:off x="0" y="0"/>
-                      <a:ext cx="3600000" cy="1449664"/>
+                      <a:ext cx="3600000" cy="1331507"/>
                     </a:xfrm>
                     <a:prstGeom prst="rect">
                       <a:avLst/>
@@ -11743,7 +12238,7 @@
         </w:rPr>
         <w:drawing>
           <wp:inline>
-            <wp:extent cx="3600000" cy="2638356"/>
+            <wp:extent cx="3600000" cy="2573239"/>
             <wp:effectExtent b="0" l="0" r="0" t="0"/>
             <wp:docPr descr="" title="" id="56" name="Picture"/>
             <a:graphic>
@@ -11764,7 +12259,7 @@
                   <pic:spPr bwMode="auto">
                     <a:xfrm>
                       <a:off x="0" y="0"/>
-                      <a:ext cx="3600000" cy="2638356"/>
+                      <a:ext cx="3600000" cy="2573239"/>
                     </a:xfrm>
                     <a:prstGeom prst="rect">
                       <a:avLst/>
@@ -11795,7 +12290,7 @@
         </w:rPr>
         <w:drawing>
           <wp:inline>
-            <wp:extent cx="3327400" cy="1219200"/>
+            <wp:extent cx="3327400" cy="1075006"/>
             <wp:effectExtent b="0" l="0" r="0" t="0"/>
             <wp:docPr descr="" title="" id="59" name="Picture"/>
             <a:graphic>
@@ -11816,7 +12311,7 @@
                   <pic:spPr bwMode="auto">
                     <a:xfrm>
                       <a:off x="0" y="0"/>
-                      <a:ext cx="3327400" cy="1219200"/>
+                      <a:ext cx="3327400" cy="1075006"/>
                     </a:xfrm>
                     <a:prstGeom prst="rect">
                       <a:avLst/>
@@ -11847,7 +12342,7 @@
         </w:rPr>
         <w:drawing>
           <wp:inline>
-            <wp:extent cx="3600000" cy="2510526"/>
+            <wp:extent cx="3575969" cy="2510526"/>
             <wp:effectExtent b="0" l="0" r="0" t="0"/>
             <wp:docPr descr="" title="" id="62" name="Picture"/>
             <a:graphic>
@@ -11868,7 +12363,7 @@
                   <pic:spPr bwMode="auto">
                     <a:xfrm>
                       <a:off x="0" y="0"/>
-                      <a:ext cx="3600000" cy="2510526"/>
+                      <a:ext cx="3575969" cy="2510526"/>
                     </a:xfrm>
                     <a:prstGeom prst="rect">
                       <a:avLst/>
@@ -11899,7 +12394,7 @@
         </w:rPr>
         <w:drawing>
           <wp:inline>
-            <wp:extent cx="1800000" cy="1800000"/>
+            <wp:extent cx="1800000" cy="1764000"/>
             <wp:effectExtent b="0" l="0" r="0" t="0"/>
             <wp:docPr descr="" title="" id="65" name="Picture"/>
             <a:graphic>
@@ -11920,7 +12415,7 @@
                   <pic:spPr bwMode="auto">
                     <a:xfrm>
                       <a:off x="0" y="0"/>
-                      <a:ext cx="1800000" cy="1800000"/>
+                      <a:ext cx="1800000" cy="1764000"/>
                     </a:xfrm>
                     <a:prstGeom prst="rect">
                       <a:avLst/>
@@ -11951,7 +12446,7 @@
         </w:rPr>
         <w:drawing>
           <wp:inline>
-            <wp:extent cx="2336800" cy="2235200"/>
+            <wp:extent cx="2262130" cy="2235200"/>
             <wp:effectExtent b="0" l="0" r="0" t="0"/>
             <wp:docPr descr="" title="" id="68" name="Picture"/>
             <a:graphic>
@@ -11972,7 +12467,7 @@
                   <pic:spPr bwMode="auto">
                     <a:xfrm>
                       <a:off x="0" y="0"/>
-                      <a:ext cx="2336800" cy="2235200"/>
+                      <a:ext cx="2262130" cy="2235200"/>
                     </a:xfrm>
                     <a:prstGeom prst="rect">
                       <a:avLst/>
@@ -11991,6 +12486,21 @@
         </w:drawing>
       </w:r>
     </w:p>
+    <w:p>
+      <w:pPr>
+        <w:spacing w:before="0" w:after="0"/>
+      </w:pPr>
+    </w:p>
+    <w:p>
+      <w:pPr>
+        <w:spacing w:before="0" w:after="0"/>
+      </w:pPr>
+    </w:p>
+    <w:p>
+      <w:pPr>
+        <w:spacing w:before="0" w:after="0"/>
+      </w:pPr>
+    </w:p>
     <w:bookmarkEnd w:id="70"/>
     <w:bookmarkStart w:id="71" w:name="第-19-题"/>
     <w:p>
@@ -12142,6 +12652,8 @@
     <w:p>
       <w:pPr>
         <w:pStyle w:val="FirstParagraph"/>
+        <w:ind w:left="480" w:hanging="480"/>
+        <w:spacing w:after="0"/>
       </w:pPr>
       <w:r>
         <w:rPr>
@@ -12357,6 +12869,13 @@
         </w:rPr>
         <w:t xml:space="preserve"> </w:t>
       </w:r>
+    </w:p>
+    <w:p>
+      <w:pPr>
+        <w:pStyle w:val="FirstParagraph"/>
+        <w:ind w:left="480" w:hanging="480"/>
+        <w:spacing w:before="0" w:after="0"/>
+      </w:pPr>
       <w:r>
         <w:rPr>
           <w:rFonts w:ascii="Times New Roman" w:hAnsi="Times New Roman" w:eastAsia="Times New Roman" w:cs="Times New Roman"/>
@@ -12616,6 +13135,13 @@
         </w:rPr>
         <w:t xml:space="preserve"> </w:t>
       </w:r>
+    </w:p>
+    <w:p>
+      <w:pPr>
+        <w:pStyle w:val="FirstParagraph"/>
+        <w:ind w:left="480" w:hanging="480"/>
+        <w:spacing w:before="0" w:after="0"/>
+      </w:pPr>
       <w:r>
         <w:rPr>
           <w:rFonts w:ascii="Times New Roman" w:hAnsi="Times New Roman" w:eastAsia="Times New Roman" w:cs="Times New Roman"/>
@@ -12878,6 +13404,13 @@
         </w:rPr>
         <w:t xml:space="preserve"> </w:t>
       </w:r>
+    </w:p>
+    <w:p>
+      <w:pPr>
+        <w:pStyle w:val="FirstParagraph"/>
+        <w:ind w:left="480" w:hanging="480"/>
+        <w:spacing w:before="0" w:after="180"/>
+      </w:pPr>
       <w:r>
         <w:rPr>
           <w:rFonts w:ascii="Times New Roman" w:hAnsi="Times New Roman" w:eastAsia="Times New Roman" w:cs="Times New Roman"/>
@@ -13092,208 +13625,13 @@
     </w:p>
     <w:p>
       <w:pPr>
-        <w:pStyle w:val="BlockText"/>
-      </w:pPr>
-      <w:r>
-        <w:rPr>
-          <w:rFonts w:hint="eastAsia" w:ascii="Times New Roman" w:hAnsi="Times New Roman" w:eastAsia="FangSong" w:cs="Times New Roman"/>
-          <w:b/>
-          <w:bCs/>
-        </w:rPr>
-        <w:t xml:space="preserve">校勘注</w:t>
-      </w:r>
-      <w:r>
-        <w:rPr>
-          <w:rFonts w:hint="eastAsia" w:ascii="Times New Roman" w:hAnsi="Times New Roman" w:eastAsia="Times New Roman" w:cs="Times New Roman"/>
-        </w:rPr>
-        <w:t>：</w:t>
-      </w:r>
-      <w:r>
-        <w:rPr>
-          <w:rFonts w:hint="eastAsia" w:ascii="Times New Roman" w:hAnsi="Times New Roman" w:eastAsia="FangSong" w:cs="Times New Roman"/>
-        </w:rPr>
-        <w:t>原书选项为竖排结构式</w:t>
-      </w:r>
-      <w:r>
-        <w:rPr>
-          <w:rFonts w:hint="eastAsia" w:ascii="Times New Roman" w:hAnsi="Times New Roman" w:eastAsia="Times New Roman" w:cs="Times New Roman"/>
-        </w:rPr>
-        <w:t>，OCR</w:t>
-      </w:r>
-      <w:r>
-        <w:rPr>
-          <w:rFonts w:ascii="Times New Roman" w:hAnsi="Times New Roman" w:eastAsia="Times New Roman" w:cs="Times New Roman"/>
-        </w:rPr>
-        <w:t xml:space="preserve"> </w:t>
-      </w:r>
-      <w:r>
-        <w:rPr>
-          <w:rFonts w:hint="eastAsia" w:ascii="Times New Roman" w:hAnsi="Times New Roman" w:eastAsia="FangSong" w:cs="Times New Roman"/>
-        </w:rPr>
-        <w:t>拍扁为横排残段</w:t>
-      </w:r>
-      <w:r>
-        <w:rPr>
-          <w:rFonts w:hint="eastAsia" w:ascii="Times New Roman" w:hAnsi="Times New Roman" w:eastAsia="Times New Roman" w:cs="Times New Roman"/>
-        </w:rPr>
-        <w:t>；</w:t>
-      </w:r>
-      <w:r>
-        <w:rPr>
-          <w:rFonts w:hint="eastAsia" w:ascii="Times New Roman" w:hAnsi="Times New Roman" w:eastAsia="FangSong" w:cs="Times New Roman"/>
-        </w:rPr>
-        <w:t>按</w:t>
-      </w:r>
-      <w:r>
-        <w:rPr>
-          <w:rFonts w:hint="eastAsia" w:ascii="Times New Roman" w:hAnsi="Times New Roman" w:eastAsia="Times New Roman" w:cs="Times New Roman"/>
-        </w:rPr>
-        <w:t>”A＝</w:t>
-      </w:r>
-      <w:r>
-        <w:rPr>
-          <w:rFonts w:hint="eastAsia" w:ascii="Times New Roman" w:hAnsi="Times New Roman" w:eastAsia="FangSong" w:cs="Times New Roman"/>
-        </w:rPr>
-        <w:t>葡萄糖原形</w:t>
-      </w:r>
-      <w:r>
-        <w:rPr>
-          <w:rFonts w:hint="eastAsia" w:ascii="Times New Roman" w:hAnsi="Times New Roman" w:eastAsia="Times New Roman" w:cs="Times New Roman"/>
-        </w:rPr>
-        <w:t>（OH×5＋</w:t>
-      </w:r>
-      <w:r>
-        <w:rPr>
-          <w:rFonts w:hint="eastAsia" w:ascii="Times New Roman" w:hAnsi="Times New Roman" w:eastAsia="FangSong" w:cs="Times New Roman"/>
-        </w:rPr>
-        <w:t>端醛</w:t>
-      </w:r>
-      <w:r>
-        <w:rPr>
-          <w:rFonts w:ascii="Times New Roman" w:hAnsi="Times New Roman" w:eastAsia="Times New Roman" w:cs="Times New Roman"/>
-        </w:rPr>
-        <w:t xml:space="preserve"> </w:t>
-      </w:r>
-      <w:r>
-        <w:rPr>
-          <w:rFonts w:hint="eastAsia" w:ascii="Times New Roman" w:hAnsi="Times New Roman" w:eastAsia="Times New Roman" w:cs="Times New Roman"/>
-        </w:rPr>
-        <w:t>O）、B＝</w:t>
-      </w:r>
-      <w:r>
-        <w:rPr>
-          <w:rFonts w:hint="eastAsia" w:ascii="Times New Roman" w:hAnsi="Times New Roman" w:eastAsia="FangSong" w:cs="Times New Roman"/>
-        </w:rPr>
-        <w:t>氨基</w:t>
-      </w:r>
-      <w:r>
-        <w:rPr>
-          <w:rFonts w:hint="eastAsia" w:ascii="Times New Roman" w:hAnsi="Times New Roman" w:eastAsia="Times New Roman" w:cs="Times New Roman"/>
-        </w:rPr>
-        <w:t>×5＋</w:t>
-      </w:r>
-      <w:r>
-        <w:rPr>
-          <w:rFonts w:hint="eastAsia" w:ascii="Times New Roman" w:hAnsi="Times New Roman" w:eastAsia="FangSong" w:cs="Times New Roman"/>
-        </w:rPr>
-        <w:t>端</w:t>
-      </w:r>
-      <w:r>
-        <w:rPr>
-          <w:rFonts w:ascii="Times New Roman" w:hAnsi="Times New Roman" w:eastAsia="Times New Roman" w:cs="Times New Roman"/>
-        </w:rPr>
-        <w:t xml:space="preserve"> </w:t>
-      </w:r>
-      <w:r>
-        <w:rPr>
-          <w:rFonts w:hint="eastAsia" w:ascii="Times New Roman" w:hAnsi="Times New Roman" w:eastAsia="Times New Roman" w:cs="Times New Roman"/>
-        </w:rPr>
-        <w:t>O、C＝</w:t>
-      </w:r>
-      <w:r>
-        <w:rPr>
-          <w:rFonts w:hint="eastAsia" w:ascii="Times New Roman" w:hAnsi="Times New Roman" w:eastAsia="FangSong" w:cs="Times New Roman"/>
-        </w:rPr>
-        <w:t>氨基</w:t>
-      </w:r>
-      <w:r>
-        <w:rPr>
-          <w:rFonts w:hint="eastAsia" w:ascii="Times New Roman" w:hAnsi="Times New Roman" w:eastAsia="Times New Roman" w:cs="Times New Roman"/>
-        </w:rPr>
-        <w:t>×5＋</w:t>
-      </w:r>
-      <w:r>
-        <w:rPr>
-          <w:rFonts w:hint="eastAsia" w:ascii="Times New Roman" w:hAnsi="Times New Roman" w:eastAsia="FangSong" w:cs="Times New Roman"/>
-        </w:rPr>
-        <w:t>端</w:t>
-      </w:r>
-      <w:r>
-        <w:rPr>
-          <w:rFonts w:ascii="Times New Roman" w:hAnsi="Times New Roman" w:eastAsia="Times New Roman" w:cs="Times New Roman"/>
-        </w:rPr>
-        <w:t xml:space="preserve"> </w:t>
-      </w:r>
-      <w:r>
-        <w:rPr>
-          <w:rFonts w:hint="eastAsia" w:ascii="Times New Roman" w:hAnsi="Times New Roman" w:eastAsia="Times New Roman" w:cs="Times New Roman"/>
-        </w:rPr>
-        <w:t>NH、D＝</w:t>
-      </w:r>
-      <w:r>
-        <w:rPr>
-          <w:rFonts w:hint="eastAsia" w:ascii="Times New Roman" w:hAnsi="Times New Roman" w:eastAsia="FangSong" w:cs="Times New Roman"/>
-        </w:rPr>
-        <w:t>羟基</w:t>
-      </w:r>
-      <w:r>
-        <w:rPr>
-          <w:rFonts w:hint="eastAsia" w:ascii="Times New Roman" w:hAnsi="Times New Roman" w:eastAsia="Times New Roman" w:cs="Times New Roman"/>
-        </w:rPr>
-        <w:t>×5＋</w:t>
-      </w:r>
-      <w:r>
-        <w:rPr>
-          <w:rFonts w:hint="eastAsia" w:ascii="Times New Roman" w:hAnsi="Times New Roman" w:eastAsia="FangSong" w:cs="Times New Roman"/>
-        </w:rPr>
-        <w:t>端</w:t>
-      </w:r>
-      <w:r>
-        <w:rPr>
-          <w:rFonts w:ascii="Times New Roman" w:hAnsi="Times New Roman" w:eastAsia="Times New Roman" w:cs="Times New Roman"/>
-        </w:rPr>
-        <w:t xml:space="preserve"> </w:t>
-      </w:r>
-      <w:r>
-        <w:rPr>
-          <w:rFonts w:hint="eastAsia" w:ascii="Times New Roman" w:hAnsi="Times New Roman" w:eastAsia="Times New Roman" w:cs="Times New Roman"/>
-        </w:rPr>
-        <w:t>NH”</w:t>
-      </w:r>
-      <w:r>
-        <w:rPr>
-          <w:rFonts w:hint="eastAsia" w:ascii="Times New Roman" w:hAnsi="Times New Roman" w:eastAsia="FangSong" w:cs="Times New Roman"/>
-        </w:rPr>
-        <w:t>的键连关系整理转写</w:t>
-      </w:r>
-      <w:r>
-        <w:rPr>
-          <w:rFonts w:hint="eastAsia" w:ascii="Times New Roman" w:hAnsi="Times New Roman" w:eastAsia="Times New Roman" w:cs="Times New Roman"/>
-        </w:rPr>
-        <w:t>，</w:t>
-      </w:r>
-      <w:r>
-        <w:rPr>
-          <w:rFonts w:hint="eastAsia" w:ascii="Times New Roman" w:hAnsi="Times New Roman" w:eastAsia="FangSong" w:cs="Times New Roman"/>
-        </w:rPr>
-        <w:t>碳链骨架与基团归属未变</w:t>
-      </w:r>
-      <w:r>
-        <w:rPr>
-          <w:rFonts w:hint="eastAsia" w:ascii="Times New Roman" w:hAnsi="Times New Roman" w:eastAsia="Times New Roman" w:cs="Times New Roman"/>
-        </w:rPr>
-        <w:t>。</w:t>
-      </w:r>
+        <w:spacing w:before="0" w:after="0"/>
+      </w:pPr>
+    </w:p>
+    <w:p>
+      <w:pPr>
+        <w:spacing w:before="0" w:after="0"/>
+      </w:pPr>
     </w:p>
     <w:bookmarkEnd w:id="71"/>
     <w:bookmarkStart w:id="78" w:name="第-20-题"/>
@@ -14094,6 +14432,46 @@
         <w:t>。</w:t>
       </w:r>
     </w:p>
+    <w:p>
+      <w:pPr>
+        <w:spacing w:before="0" w:after="0"/>
+      </w:pPr>
+    </w:p>
+    <w:p>
+      <w:pPr>
+        <w:spacing w:before="0" w:after="0"/>
+      </w:pPr>
+    </w:p>
+    <w:p>
+      <w:pPr>
+        <w:spacing w:before="0" w:after="0"/>
+      </w:pPr>
+    </w:p>
+    <w:p>
+      <w:pPr>
+        <w:spacing w:before="0" w:after="0"/>
+      </w:pPr>
+    </w:p>
+    <w:p>
+      <w:pPr>
+        <w:spacing w:before="0" w:after="0"/>
+      </w:pPr>
+    </w:p>
+    <w:p>
+      <w:pPr>
+        <w:spacing w:before="0" w:after="0"/>
+      </w:pPr>
+    </w:p>
+    <w:p>
+      <w:pPr>
+        <w:spacing w:before="0" w:after="0"/>
+      </w:pPr>
+    </w:p>
+    <w:p>
+      <w:pPr>
+        <w:spacing w:before="0" w:after="0"/>
+      </w:pPr>
+    </w:p>
     <w:bookmarkEnd w:id="78"/>
     <w:bookmarkStart w:id="85" w:name="第-21-题"/>
     <w:p>
@@ -14449,7 +14827,7 @@
         </w:rPr>
         <w:drawing>
           <wp:inline>
-            <wp:extent cx="3600000" cy="1347368"/>
+            <wp:extent cx="3585964" cy="1347368"/>
             <wp:effectExtent b="0" l="0" r="0" t="0"/>
             <wp:docPr descr="" title="" id="83" name="Picture"/>
             <a:graphic>
@@ -14470,7 +14848,7 @@
                   <pic:spPr bwMode="auto">
                     <a:xfrm>
                       <a:off x="0" y="0"/>
-                      <a:ext cx="3600000" cy="1347368"/>
+                      <a:ext cx="3585964" cy="1347368"/>
                     </a:xfrm>
                     <a:prstGeom prst="rect">
                       <a:avLst/>
@@ -14489,6 +14867,31 @@
         </w:drawing>
       </w:r>
     </w:p>
+    <w:p>
+      <w:pPr>
+        <w:spacing w:before="0" w:after="0"/>
+      </w:pPr>
+    </w:p>
+    <w:p>
+      <w:pPr>
+        <w:spacing w:before="0" w:after="0"/>
+      </w:pPr>
+    </w:p>
+    <w:p>
+      <w:pPr>
+        <w:spacing w:before="0" w:after="0"/>
+      </w:pPr>
+    </w:p>
+    <w:p>
+      <w:pPr>
+        <w:spacing w:before="0" w:after="0"/>
+      </w:pPr>
+    </w:p>
+    <w:p>
+      <w:pPr>
+        <w:spacing w:before="0" w:after="0"/>
+      </w:pPr>
+    </w:p>
     <w:bookmarkEnd w:id="85"/>
     <w:bookmarkStart w:id="92" w:name="第-22-题"/>
     <w:p>
@@ -14711,7 +15114,7 @@
         </w:rPr>
         <w:drawing>
           <wp:inline>
-            <wp:extent cx="3240000" cy="2652046"/>
+            <wp:extent cx="3215766" cy="2652046"/>
             <wp:effectExtent b="0" l="0" r="0" t="0"/>
             <wp:docPr descr="" title="" id="87" name="Picture"/>
             <a:graphic>
@@ -14732,7 +15135,7 @@
                   <pic:spPr bwMode="auto">
                     <a:xfrm>
                       <a:off x="0" y="0"/>
-                      <a:ext cx="3240000" cy="2652046"/>
+                      <a:ext cx="3215766" cy="2652046"/>
                     </a:xfrm>
                     <a:prstGeom prst="rect">
                       <a:avLst/>
@@ -14810,7 +15213,7 @@
         </w:rPr>
         <w:drawing>
           <wp:inline>
-            <wp:extent cx="3600000" cy="1574468"/>
+            <wp:extent cx="3600000" cy="1555131"/>
             <wp:effectExtent b="0" l="0" r="0" t="0"/>
             <wp:docPr descr="" title="" id="90" name="Picture"/>
             <a:graphic>
@@ -14831,7 +15234,7 @@
                   <pic:spPr bwMode="auto">
                     <a:xfrm>
                       <a:off x="0" y="0"/>
-                      <a:ext cx="3600000" cy="1574468"/>
+                      <a:ext cx="3600000" cy="1555131"/>
                     </a:xfrm>
                     <a:prstGeom prst="rect">
                       <a:avLst/>
@@ -15380,6 +15783,46 @@
         </w:rPr>
         <w:t>：____。</w:t>
       </w:r>
+    </w:p>
+    <w:p>
+      <w:pPr>
+        <w:spacing w:before="0" w:after="0"/>
+      </w:pPr>
+    </w:p>
+    <w:p>
+      <w:pPr>
+        <w:spacing w:before="0" w:after="0"/>
+      </w:pPr>
+    </w:p>
+    <w:p>
+      <w:pPr>
+        <w:spacing w:before="0" w:after="0"/>
+      </w:pPr>
+    </w:p>
+    <w:p>
+      <w:pPr>
+        <w:spacing w:before="0" w:after="0"/>
+      </w:pPr>
+    </w:p>
+    <w:p>
+      <w:pPr>
+        <w:spacing w:before="0" w:after="0"/>
+      </w:pPr>
+    </w:p>
+    <w:p>
+      <w:pPr>
+        <w:spacing w:before="0" w:after="0"/>
+      </w:pPr>
+    </w:p>
+    <w:p>
+      <w:pPr>
+        <w:spacing w:before="0" w:after="0"/>
+      </w:pPr>
+    </w:p>
+    <w:p>
+      <w:pPr>
+        <w:spacing w:before="0" w:after="0"/>
+      </w:pPr>
     </w:p>
     <w:bookmarkEnd w:id="92"/>
     <w:bookmarkStart w:id="102" w:name="第-23-题"/>
@@ -15780,7 +16223,7 @@
         </w:rPr>
         <w:drawing>
           <wp:inline>
-            <wp:extent cx="3600000" cy="1983792"/>
+            <wp:extent cx="3594164" cy="1983792"/>
             <wp:effectExtent b="0" l="0" r="0" t="0"/>
             <wp:docPr descr="" title="" id="97" name="Picture"/>
             <a:graphic>
@@ -15801,7 +16244,7 @@
                   <pic:spPr bwMode="auto">
                     <a:xfrm>
                       <a:off x="0" y="0"/>
-                      <a:ext cx="3600000" cy="1983792"/>
+                      <a:ext cx="3594164" cy="1983792"/>
                     </a:xfrm>
                     <a:prstGeom prst="rect">
                       <a:avLst/>
@@ -15849,7 +16292,7 @@
         </w:rPr>
         <w:drawing>
           <wp:inline>
-            <wp:extent cx="3240000" cy="3185849"/>
+            <wp:extent cx="3240000" cy="3149749"/>
             <wp:effectExtent b="0" l="0" r="0" t="0"/>
             <wp:docPr descr="" title="" id="100" name="Picture"/>
             <a:graphic>
@@ -15870,7 +16313,7 @@
                   <pic:spPr bwMode="auto">
                     <a:xfrm>
                       <a:off x="0" y="0"/>
-                      <a:ext cx="3240000" cy="3185849"/>
+                      <a:ext cx="3240000" cy="3149749"/>
                     </a:xfrm>
                     <a:prstGeom prst="rect">
                       <a:avLst/>
@@ -16024,6 +16467,46 @@
         <w:t>）</w:t>
       </w:r>
     </w:p>
+    <w:p>
+      <w:pPr>
+        <w:spacing w:before="0" w:after="0"/>
+      </w:pPr>
+    </w:p>
+    <w:p>
+      <w:pPr>
+        <w:spacing w:before="0" w:after="0"/>
+      </w:pPr>
+    </w:p>
+    <w:p>
+      <w:pPr>
+        <w:spacing w:before="0" w:after="0"/>
+      </w:pPr>
+    </w:p>
+    <w:p>
+      <w:pPr>
+        <w:spacing w:before="0" w:after="0"/>
+      </w:pPr>
+    </w:p>
+    <w:p>
+      <w:pPr>
+        <w:spacing w:before="0" w:after="0"/>
+      </w:pPr>
+    </w:p>
+    <w:p>
+      <w:pPr>
+        <w:spacing w:before="0" w:after="0"/>
+      </w:pPr>
+    </w:p>
+    <w:p>
+      <w:pPr>
+        <w:spacing w:before="0" w:after="0"/>
+      </w:pPr>
+    </w:p>
+    <w:p>
+      <w:pPr>
+        <w:spacing w:before="0" w:after="0"/>
+      </w:pPr>
+    </w:p>
     <w:bookmarkEnd w:id="103"/>
     <w:bookmarkStart w:id="104" w:name="第-24-题"/>
     <w:p>
@@ -16613,6 +17096,46 @@
         </w:rPr>
         <w:t>。</w:t>
       </w:r>
+    </w:p>
+    <w:p>
+      <w:pPr>
+        <w:spacing w:before="0" w:after="0"/>
+      </w:pPr>
+    </w:p>
+    <w:p>
+      <w:pPr>
+        <w:spacing w:before="0" w:after="0"/>
+      </w:pPr>
+    </w:p>
+    <w:p>
+      <w:pPr>
+        <w:spacing w:before="0" w:after="0"/>
+      </w:pPr>
+    </w:p>
+    <w:p>
+      <w:pPr>
+        <w:spacing w:before="0" w:after="0"/>
+      </w:pPr>
+    </w:p>
+    <w:p>
+      <w:pPr>
+        <w:spacing w:before="0" w:after="0"/>
+      </w:pPr>
+    </w:p>
+    <w:p>
+      <w:pPr>
+        <w:spacing w:before="0" w:after="0"/>
+      </w:pPr>
+    </w:p>
+    <w:p>
+      <w:pPr>
+        <w:spacing w:before="0" w:after="0"/>
+      </w:pPr>
+    </w:p>
+    <w:p>
+      <w:pPr>
+        <w:spacing w:before="0" w:after="0"/>
+      </w:pPr>
     </w:p>
     <w:bookmarkEnd w:id="104"/>
     <w:bookmarkStart w:id="105" w:name="第-25-题"/>
@@ -17462,6 +17985,46 @@
         </w:rPr>
         <w:t>。</w:t>
       </w:r>
+    </w:p>
+    <w:p>
+      <w:pPr>
+        <w:spacing w:before="0" w:after="0"/>
+      </w:pPr>
+    </w:p>
+    <w:p>
+      <w:pPr>
+        <w:spacing w:before="0" w:after="0"/>
+      </w:pPr>
+    </w:p>
+    <w:p>
+      <w:pPr>
+        <w:spacing w:before="0" w:after="0"/>
+      </w:pPr>
+    </w:p>
+    <w:p>
+      <w:pPr>
+        <w:spacing w:before="0" w:after="0"/>
+      </w:pPr>
+    </w:p>
+    <w:p>
+      <w:pPr>
+        <w:spacing w:before="0" w:after="0"/>
+      </w:pPr>
+    </w:p>
+    <w:p>
+      <w:pPr>
+        <w:spacing w:before="0" w:after="0"/>
+      </w:pPr>
+    </w:p>
+    <w:p>
+      <w:pPr>
+        <w:spacing w:before="0" w:after="0"/>
+      </w:pPr>
+    </w:p>
+    <w:p>
+      <w:pPr>
+        <w:spacing w:before="0" w:after="0"/>
+      </w:pPr>
     </w:p>
     <w:p>
       <w:pPr>

--- a/00-首页/题组Word/专项卷/二分册/专项卷X-学生版.docx
+++ b/00-首页/题组Word/专项卷/二分册/专项卷X-学生版.docx
@@ -993,6 +993,14 @@
         <w:tblStyle w:val="Table"/>
         <w:tblW w:type="pct" w:w="5000"/>
         <w:tblLayout w:type="fixed"/>
+        <w:tblBorders>
+          <w:top w:val="single" w:sz="12" w:space="0" w:color="000000"/>
+          <w:left w:val="none" w:sz="0" w:space="0" w:color="auto"/>
+          <w:bottom w:val="single" w:sz="12" w:space="0" w:color="000000"/>
+          <w:right w:val="none" w:sz="0" w:space="0" w:color="auto"/>
+          <w:insideH w:val="none" w:sz="0" w:space="0" w:color="auto"/>
+          <w:insideV w:val="none" w:sz="0" w:space="0" w:color="auto"/>
+        </w:tblBorders>
         <w:tblLook w:firstRow="1" w:lastRow="0" w:firstColumn="0" w:lastColumn="0" w:noHBand="0" w:noVBand="0" w:val="0020"/>
       </w:tblPr>
       <w:tblGrid>
@@ -1006,7 +1014,11 @@
           <w:tblHeader w:val="on"/>
         </w:trPr>
         <w:tc>
-          <w:tcPr/>
+          <w:tcPr>
+            <w:tcBorders>
+              <w:bottom w:val="single" w:sz="8" w:space="0" w:color="000000"/>
+            </w:tcBorders>
+          </w:tcPr>
           <w:p>
             <w:pPr>
               <w:pStyle w:val="Compact"/>
@@ -1022,7 +1034,11 @@
           </w:p>
         </w:tc>
         <w:tc>
-          <w:tcPr/>
+          <w:tcPr>
+            <w:tcBorders>
+              <w:bottom w:val="single" w:sz="8" w:space="0" w:color="000000"/>
+            </w:tcBorders>
+          </w:tcPr>
           <w:p>
             <w:pPr>
               <w:pStyle w:val="Compact"/>
@@ -1120,7 +1136,11 @@
           </w:p>
         </w:tc>
         <w:tc>
-          <w:tcPr/>
+          <w:tcPr>
+            <w:tcBorders>
+              <w:bottom w:val="single" w:sz="8" w:space="0" w:color="000000"/>
+            </w:tcBorders>
+          </w:tcPr>
           <w:p>
             <w:pPr>
               <w:pStyle w:val="Compact"/>
@@ -1192,7 +1212,11 @@
           </w:p>
         </w:tc>
         <w:tc>
-          <w:tcPr/>
+          <w:tcPr>
+            <w:tcBorders>
+              <w:bottom w:val="single" w:sz="8" w:space="0" w:color="000000"/>
+            </w:tcBorders>
+          </w:tcPr>
           <w:p>
             <w:pPr>
               <w:pStyle w:val="Compact"/>
@@ -4564,6 +4588,7 @@
     <w:p>
       <w:pPr>
         <w:pStyle w:val="BodyText"/>
+        <w:spacing w:before="0" w:after="0"/>
       </w:pPr>
       <w:r>
         <w:rPr>
@@ -4807,6 +4832,7 @@
     <w:p>
       <w:pPr>
         <w:pStyle w:val="BodyText"/>
+        <w:spacing w:before="0" w:after="0"/>
       </w:pPr>
       <w:r>
         <w:rPr>
@@ -5050,6 +5076,7 @@
     <w:p>
       <w:pPr>
         <w:pStyle w:val="BodyText"/>
+        <w:spacing w:before="0" w:after="0"/>
       </w:pPr>
       <w:r>
         <w:rPr>
@@ -5293,6 +5320,7 @@
     <w:p>
       <w:pPr>
         <w:pStyle w:val="BodyText"/>
+        <w:spacing w:before="0" w:after="0"/>
       </w:pPr>
       <w:r>
         <w:rPr>
@@ -6270,6 +6298,7 @@
     <w:p>
       <w:pPr>
         <w:pStyle w:val="BodyText"/>
+        <w:spacing w:before="0" w:after="0"/>
       </w:pPr>
       <w:r>
         <w:rPr>
@@ -6287,6 +6316,7 @@
     <w:p>
       <w:pPr>
         <w:pStyle w:val="BodyText"/>
+        <w:spacing w:before="0" w:after="0"/>
       </w:pPr>
       <w:r>
         <w:rPr>
@@ -6458,6 +6488,7 @@
     <w:p>
       <w:pPr>
         <w:pStyle w:val="BodyText"/>
+        <w:spacing w:before="0" w:after="0"/>
       </w:pPr>
       <w:r>
         <w:rPr>
@@ -6510,6 +6541,7 @@
     <w:p>
       <w:pPr>
         <w:pStyle w:val="BodyText"/>
+        <w:spacing w:before="0" w:after="0"/>
       </w:pPr>
       <w:r>
         <w:rPr>
@@ -8284,6 +8316,14 @@
       <w:tblPr>
         <w:tblStyle w:val="Table"/>
         <w:tblW w:type="auto" w:w="0"/>
+        <w:tblBorders>
+          <w:top w:val="single" w:sz="12" w:space="0" w:color="000000"/>
+          <w:left w:val="none" w:sz="0" w:space="0" w:color="auto"/>
+          <w:bottom w:val="single" w:sz="12" w:space="0" w:color="000000"/>
+          <w:right w:val="none" w:sz="0" w:space="0" w:color="auto"/>
+          <w:insideH w:val="none" w:sz="0" w:space="0" w:color="auto"/>
+          <w:insideV w:val="none" w:sz="0" w:space="0" w:color="auto"/>
+        </w:tblBorders>
         <w:tblLook w:firstRow="1" w:lastRow="0" w:firstColumn="0" w:lastColumn="0" w:noHBand="0" w:noVBand="0" w:val="0020"/>
       </w:tblPr>
       <w:tblGrid>
@@ -8298,7 +8338,11 @@
           <w:tblHeader w:val="on"/>
         </w:trPr>
         <w:tc>
-          <w:tcPr/>
+          <w:tcPr>
+            <w:tcBorders>
+              <w:bottom w:val="single" w:sz="8" w:space="0" w:color="000000"/>
+            </w:tcBorders>
+          </w:tcPr>
           <w:p>
             <w:pPr>
               <w:pStyle w:val="Compact"/>
@@ -8321,7 +8365,11 @@
           </w:p>
         </w:tc>
         <w:tc>
-          <w:tcPr/>
+          <w:tcPr>
+            <w:tcBorders>
+              <w:bottom w:val="single" w:sz="8" w:space="0" w:color="000000"/>
+            </w:tcBorders>
+          </w:tcPr>
           <w:p>
             <w:pPr>
               <w:pStyle w:val="Compact"/>
@@ -8337,7 +8385,11 @@
           </w:p>
         </w:tc>
         <w:tc>
-          <w:tcPr/>
+          <w:tcPr>
+            <w:tcBorders>
+              <w:bottom w:val="single" w:sz="8" w:space="0" w:color="000000"/>
+            </w:tcBorders>
+          </w:tcPr>
           <w:p>
             <w:pPr>
               <w:pStyle w:val="Compact"/>
@@ -8353,7 +8405,11 @@
           </w:p>
         </w:tc>
         <w:tc>
-          <w:tcPr/>
+          <w:tcPr>
+            <w:tcBorders>
+              <w:bottom w:val="single" w:sz="8" w:space="0" w:color="000000"/>
+            </w:tcBorders>
+          </w:tcPr>
           <w:p>
             <w:pPr>
               <w:pStyle w:val="Compact"/>
@@ -8369,7 +8425,11 @@
           </w:p>
         </w:tc>
         <w:tc>
-          <w:tcPr/>
+          <w:tcPr>
+            <w:tcBorders>
+              <w:bottom w:val="single" w:sz="8" w:space="0" w:color="000000"/>
+            </w:tcBorders>
+          </w:tcPr>
           <w:p>
             <w:pPr>
               <w:pStyle w:val="Compact"/>
@@ -9013,6 +9073,7 @@
     <w:p>
       <w:pPr>
         <w:pStyle w:val="BodyText"/>
+        <w:spacing w:before="0" w:after="0"/>
       </w:pPr>
       <w:r>
         <w:rPr>
@@ -9042,6 +9103,7 @@
     <w:p>
       <w:pPr>
         <w:pStyle w:val="BodyText"/>
+        <w:spacing w:before="0" w:after="0"/>
       </w:pPr>
       <w:r>
         <w:rPr>
@@ -9059,6 +9121,7 @@
     <w:p>
       <w:pPr>
         <w:pStyle w:val="BodyText"/>
+        <w:spacing w:before="0" w:after="0"/>
       </w:pPr>
       <w:r>
         <w:rPr>
@@ -9212,6 +9275,7 @@
     <w:p>
       <w:pPr>
         <w:pStyle w:val="BodyText"/>
+        <w:spacing w:before="0" w:after="0"/>
       </w:pPr>
       <w:r>
         <w:rPr>
@@ -9336,8 +9400,8 @@
     <w:p>
       <w:pPr>
         <w:pStyle w:val="FirstParagraph"/>
+        <w:spacing w:before="0" w:after="0"/>
         <w:ind w:left="480" w:hanging="480"/>
-        <w:spacing w:after="0"/>
       </w:pPr>
       <w:r>
         <w:rPr>
@@ -9602,8 +9666,8 @@
     <w:p>
       <w:pPr>
         <w:pStyle w:val="FirstParagraph"/>
+        <w:spacing w:before="0" w:after="0"/>
         <w:ind w:left="480" w:hanging="480"/>
-        <w:spacing w:before="0" w:after="0"/>
       </w:pPr>
       <w:r>
         <w:rPr>
@@ -9712,8 +9776,8 @@
     <w:p>
       <w:pPr>
         <w:pStyle w:val="FirstParagraph"/>
+        <w:spacing w:before="0" w:after="0"/>
         <w:ind w:left="480" w:hanging="480"/>
-        <w:spacing w:before="0" w:after="0"/>
       </w:pPr>
       <w:r>
         <w:rPr>
@@ -9825,8 +9889,8 @@
     <w:p>
       <w:pPr>
         <w:pStyle w:val="FirstParagraph"/>
+        <w:spacing w:before="0" w:after="0"/>
         <w:ind w:left="480" w:hanging="480"/>
-        <w:spacing w:before="0" w:after="0"/>
       </w:pPr>
       <w:r>
         <w:rPr>
@@ -9947,8 +10011,8 @@
     <w:p>
       <w:pPr>
         <w:pStyle w:val="FirstParagraph"/>
+        <w:spacing w:before="0" w:after="0"/>
         <w:ind w:left="480" w:hanging="480"/>
-        <w:spacing w:before="0" w:after="180"/>
       </w:pPr>
       <w:r>
         <w:rPr>
@@ -10287,8 +10351,8 @@
     <w:p>
       <w:pPr>
         <w:pStyle w:val="FirstParagraph"/>
+        <w:spacing w:before="0" w:after="0"/>
         <w:ind w:left="480" w:hanging="480"/>
-        <w:spacing w:after="0"/>
       </w:pPr>
       <w:r>
         <w:rPr>
@@ -10492,8 +10556,8 @@
     <w:p>
       <w:pPr>
         <w:pStyle w:val="FirstParagraph"/>
+        <w:spacing w:before="0" w:after="0"/>
         <w:ind w:left="480" w:hanging="480"/>
-        <w:spacing w:before="0" w:after="0"/>
       </w:pPr>
       <w:r>
         <w:rPr>
@@ -10599,8 +10663,8 @@
     <w:p>
       <w:pPr>
         <w:pStyle w:val="FirstParagraph"/>
+        <w:spacing w:before="0" w:after="0"/>
         <w:ind w:left="480" w:hanging="480"/>
-        <w:spacing w:before="0" w:after="0"/>
       </w:pPr>
       <w:r>
         <w:rPr>
@@ -10706,8 +10770,8 @@
     <w:p>
       <w:pPr>
         <w:pStyle w:val="FirstParagraph"/>
+        <w:spacing w:before="0" w:after="0"/>
         <w:ind w:left="480" w:hanging="480"/>
-        <w:spacing w:before="0" w:after="0"/>
       </w:pPr>
       <w:r>
         <w:rPr>
@@ -10813,8 +10877,8 @@
     <w:p>
       <w:pPr>
         <w:pStyle w:val="FirstParagraph"/>
+        <w:spacing w:before="0" w:after="0"/>
         <w:ind w:left="480" w:hanging="480"/>
-        <w:spacing w:before="0" w:after="180"/>
       </w:pPr>
       <w:r>
         <w:rPr>
@@ -12652,8 +12716,8 @@
     <w:p>
       <w:pPr>
         <w:pStyle w:val="FirstParagraph"/>
+        <w:spacing w:before="0" w:after="0"/>
         <w:ind w:left="480" w:hanging="480"/>
-        <w:spacing w:after="0"/>
       </w:pPr>
       <w:r>
         <w:rPr>
@@ -12873,8 +12937,8 @@
     <w:p>
       <w:pPr>
         <w:pStyle w:val="FirstParagraph"/>
+        <w:spacing w:before="0" w:after="0"/>
         <w:ind w:left="480" w:hanging="480"/>
-        <w:spacing w:before="0" w:after="0"/>
       </w:pPr>
       <w:r>
         <w:rPr>
@@ -13139,8 +13203,8 @@
     <w:p>
       <w:pPr>
         <w:pStyle w:val="FirstParagraph"/>
+        <w:spacing w:before="0" w:after="0"/>
         <w:ind w:left="480" w:hanging="480"/>
-        <w:spacing w:before="0" w:after="0"/>
       </w:pPr>
       <w:r>
         <w:rPr>
@@ -13408,8 +13472,8 @@
     <w:p>
       <w:pPr>
         <w:pStyle w:val="FirstParagraph"/>
+        <w:spacing w:before="0" w:after="0"/>
         <w:ind w:left="480" w:hanging="480"/>
-        <w:spacing w:before="0" w:after="180"/>
       </w:pPr>
       <w:r>
         <w:rPr>
@@ -20008,7 +20072,7 @@
     <ns0:rPr>
       <ns0:rFonts ns0:ascii="Times New Roman" ns0:cs="Times New Roman" ns0:eastAsia="SimHei" ns0:hAnsi="Times New Roman"/>
       <ns0:b/>
-      <ns0:color ns0:val="17324D"/>
+      <ns0:color ns0:val="000000"/>
       <ns0:sz ns0:val="44"/>
       <ns0:szCs ns0:val="56"/>
     </ns0:rPr>
@@ -20150,7 +20214,7 @@
     <ns0:rPr>
       <ns0:rFonts ns0:ascii="Times New Roman" ns0:cs="Times New Roman" ns0:eastAsia="SimHei" ns0:hAnsi="Times New Roman"/>
       <ns0:b/>
-      <ns0:color ns0:val="17324D"/>
+      <ns0:color ns0:val="000000"/>
       <ns0:sz ns0:val="32"/>
       <ns0:szCs ns0:val="40"/>
     </ns0:rPr>
@@ -20174,7 +20238,7 @@
     <ns0:rPr>
       <ns0:rFonts ns0:ascii="Times New Roman" ns0:cs="Times New Roman" ns0:eastAsia="SimHei" ns0:hAnsi="Times New Roman"/>
       <ns0:b/>
-      <ns0:color ns0:val="17324D"/>
+      <ns0:color ns0:val="000000"/>
       <ns0:sz ns0:val="28"/>
       <ns0:szCs ns0:val="32"/>
     </ns0:rPr>
@@ -20198,7 +20262,7 @@
     <ns0:rPr>
       <ns0:rFonts ns0:ascii="Times New Roman" ns0:cs="Times New Roman" ns0:eastAsia="SimHei" ns0:hAnsi="Times New Roman"/>
       <ns0:b/>
-      <ns0:color ns0:val="17324D"/>
+      <ns0:color ns0:val="000000"/>
       <ns0:sz ns0:val="25"/>
       <ns0:szCs ns0:val="28"/>
     </ns0:rPr>
